--- a/klagomål/A 48609-2025 FSC-klagomål.docx
+++ b/klagomål/A 48609-2025 FSC-klagomål.docx
@@ -674,7 +674,7 @@
     <w:r>
       <w:tab/>
       <w:tab/>
-      <w:t>2026-09-14</w:t>
+      <w:t>2026-09-15</w:t>
       <w:br/>
       <w:br/>
     </w:r>

--- a/klagomål/A 48609-2025 FSC-klagomål.docx
+++ b/klagomål/A 48609-2025 FSC-klagomål.docx
@@ -674,7 +674,7 @@
     <w:r>
       <w:tab/>
       <w:tab/>
-      <w:t>2026-09-15</w:t>
+      <w:t>2026-09-16</w:t>
       <w:br/>
       <w:br/>
     </w:r>

--- a/klagomål/A 48609-2025 FSC-klagomål.docx
+++ b/klagomål/A 48609-2025 FSC-klagomål.docx
@@ -674,7 +674,7 @@
     <w:r>
       <w:tab/>
       <w:tab/>
-      <w:t>2026-09-16</w:t>
+      <w:t>2026-09-17</w:t>
       <w:br/>
       <w:br/>
     </w:r>

--- a/klagomål/A 48609-2025 FSC-klagomål.docx
+++ b/klagomål/A 48609-2025 FSC-klagomål.docx
@@ -674,7 +674,7 @@
     <w:r>
       <w:tab/>
       <w:tab/>
-      <w:t>2026-09-17</w:t>
+      <w:t>2026-09-18</w:t>
       <w:br/>
       <w:br/>
     </w:r>

--- a/klagomål/A 48609-2025 FSC-klagomål.docx
+++ b/klagomål/A 48609-2025 FSC-klagomål.docx
@@ -674,7 +674,7 @@
     <w:r>
       <w:tab/>
       <w:tab/>
-      <w:t>2026-09-18</w:t>
+      <w:t>2026-09-19</w:t>
       <w:br/>
       <w:br/>
     </w:r>

--- a/klagomål/A 48609-2025 FSC-klagomål.docx
+++ b/klagomål/A 48609-2025 FSC-klagomål.docx
@@ -674,7 +674,7 @@
     <w:r>
       <w:tab/>
       <w:tab/>
-      <w:t>2026-09-19</w:t>
+      <w:t>2026-09-21</w:t>
       <w:br/>
       <w:br/>
     </w:r>

--- a/klagomål/A 48609-2025 FSC-klagomål.docx
+++ b/klagomål/A 48609-2025 FSC-klagomål.docx
@@ -674,7 +674,7 @@
     <w:r>
       <w:tab/>
       <w:tab/>
-      <w:t>2026-09-21</w:t>
+      <w:t>2026-09-23</w:t>
       <w:br/>
       <w:br/>
     </w:r>

--- a/klagomål/A 48609-2025 FSC-klagomål.docx
+++ b/klagomål/A 48609-2025 FSC-klagomål.docx
@@ -674,7 +674,7 @@
     <w:r>
       <w:tab/>
       <w:tab/>
-      <w:t>2026-09-23</w:t>
+      <w:t>2026-09-24</w:t>
       <w:br/>
       <w:br/>
     </w:r>

--- a/klagomål/A 48609-2025 FSC-klagomål.docx
+++ b/klagomål/A 48609-2025 FSC-klagomål.docx
@@ -674,7 +674,7 @@
     <w:r>
       <w:tab/>
       <w:tab/>
-      <w:t>2026-09-24</w:t>
+      <w:t>2026-09-25</w:t>
       <w:br/>
       <w:br/>
     </w:r>

--- a/klagomål/A 48609-2025 FSC-klagomål.docx
+++ b/klagomål/A 48609-2025 FSC-klagomål.docx
@@ -674,7 +674,7 @@
     <w:r>
       <w:tab/>
       <w:tab/>
-      <w:t>2026-09-25</w:t>
+      <w:t>2026-09-26</w:t>
       <w:br/>
       <w:br/>
     </w:r>

--- a/klagomål/A 48609-2025 FSC-klagomål.docx
+++ b/klagomål/A 48609-2025 FSC-klagomål.docx
@@ -674,7 +674,7 @@
     <w:r>
       <w:tab/>
       <w:tab/>
-      <w:t>2026-09-26</w:t>
+      <w:t>2026-09-27</w:t>
       <w:br/>
       <w:br/>
     </w:r>

--- a/klagomål/A 48609-2025 FSC-klagomål.docx
+++ b/klagomål/A 48609-2025 FSC-klagomål.docx
@@ -674,7 +674,7 @@
     <w:r>
       <w:tab/>
       <w:tab/>
-      <w:t>2026-09-27</w:t>
+      <w:t>2026-09-28</w:t>
       <w:br/>
       <w:br/>
     </w:r>

--- a/klagomål/A 48609-2025 FSC-klagomål.docx
+++ b/klagomål/A 48609-2025 FSC-klagomål.docx
@@ -674,7 +674,7 @@
     <w:r>
       <w:tab/>
       <w:tab/>
-      <w:t>2026-09-28</w:t>
+      <w:t>2026-09-29</w:t>
       <w:br/>
       <w:br/>
     </w:r>

--- a/klagomål/A 48609-2025 FSC-klagomål.docx
+++ b/klagomål/A 48609-2025 FSC-klagomål.docx
@@ -674,7 +674,7 @@
     <w:r>
       <w:tab/>
       <w:tab/>
-      <w:t>2026-09-29</w:t>
+      <w:t>2026-09-30</w:t>
       <w:br/>
       <w:br/>
     </w:r>

--- a/klagomål/A 48609-2025 FSC-klagomål.docx
+++ b/klagomål/A 48609-2025 FSC-klagomål.docx
@@ -674,7 +674,7 @@
     <w:r>
       <w:tab/>
       <w:tab/>
-      <w:t>2026-09-30</w:t>
+      <w:t>2026-10-01</w:t>
       <w:br/>
       <w:br/>
     </w:r>

--- a/klagomål/A 48609-2025 FSC-klagomål.docx
+++ b/klagomål/A 48609-2025 FSC-klagomål.docx
@@ -674,7 +674,7 @@
     <w:r>
       <w:tab/>
       <w:tab/>
-      <w:t>2026-10-01</w:t>
+      <w:t>2026-10-02</w:t>
       <w:br/>
       <w:br/>
     </w:r>

--- a/klagomål/A 48609-2025 FSC-klagomål.docx
+++ b/klagomål/A 48609-2025 FSC-klagomål.docx
@@ -674,7 +674,7 @@
     <w:r>
       <w:tab/>
       <w:tab/>
-      <w:t>2026-10-02</w:t>
+      <w:t>2026-10-03</w:t>
       <w:br/>
       <w:br/>
     </w:r>

--- a/klagomål/A 48609-2025 FSC-klagomål.docx
+++ b/klagomål/A 48609-2025 FSC-klagomål.docx
@@ -674,7 +674,7 @@
     <w:r>
       <w:tab/>
       <w:tab/>
-      <w:t>2026-10-03</w:t>
+      <w:t>2026-10-04</w:t>
       <w:br/>
       <w:br/>
     </w:r>

--- a/klagomål/A 48609-2025 FSC-klagomål.docx
+++ b/klagomål/A 48609-2025 FSC-klagomål.docx
@@ -674,7 +674,7 @@
     <w:r>
       <w:tab/>
       <w:tab/>
-      <w:t>2026-10-04</w:t>
+      <w:t>2026-10-05</w:t>
       <w:br/>
       <w:br/>
     </w:r>

--- a/klagomål/A 48609-2025 FSC-klagomål.docx
+++ b/klagomål/A 48609-2025 FSC-klagomål.docx
@@ -674,7 +674,7 @@
     <w:r>
       <w:tab/>
       <w:tab/>
-      <w:t>2026-10-05</w:t>
+      <w:t>2026-10-06</w:t>
       <w:br/>
       <w:br/>
     </w:r>

--- a/klagomål/A 48609-2025 FSC-klagomål.docx
+++ b/klagomål/A 48609-2025 FSC-klagomål.docx
@@ -674,7 +674,7 @@
     <w:r>
       <w:tab/>
       <w:tab/>
-      <w:t>2026-10-06</w:t>
+      <w:t>2026-10-07</w:t>
       <w:br/>
       <w:br/>
     </w:r>

--- a/klagomål/A 48609-2025 FSC-klagomål.docx
+++ b/klagomål/A 48609-2025 FSC-klagomål.docx
@@ -674,7 +674,7 @@
     <w:r>
       <w:tab/>
       <w:tab/>
-      <w:t>2026-10-07</w:t>
+      <w:t>2026-10-08</w:t>
       <w:br/>
       <w:br/>
     </w:r>

--- a/klagomål/A 48609-2025 FSC-klagomål.docx
+++ b/klagomål/A 48609-2025 FSC-klagomål.docx
@@ -674,7 +674,7 @@
     <w:r>
       <w:tab/>
       <w:tab/>
-      <w:t>2026-10-08</w:t>
+      <w:t>2026-10-09</w:t>
       <w:br/>
       <w:br/>
     </w:r>

--- a/klagomål/A 48609-2025 FSC-klagomål.docx
+++ b/klagomål/A 48609-2025 FSC-klagomål.docx
@@ -674,7 +674,7 @@
     <w:r>
       <w:tab/>
       <w:tab/>
-      <w:t>2026-10-09</w:t>
+      <w:t>2026-10-10</w:t>
       <w:br/>
       <w:br/>
     </w:r>

--- a/klagomål/A 48609-2025 FSC-klagomål.docx
+++ b/klagomål/A 48609-2025 FSC-klagomål.docx
@@ -674,7 +674,7 @@
     <w:r>
       <w:tab/>
       <w:tab/>
-      <w:t>2026-10-10</w:t>
+      <w:t>2026-10-11</w:t>
       <w:br/>
       <w:br/>
     </w:r>

--- a/klagomål/A 48609-2025 FSC-klagomål.docx
+++ b/klagomål/A 48609-2025 FSC-klagomål.docx
@@ -674,7 +674,7 @@
     <w:r>
       <w:tab/>
       <w:tab/>
-      <w:t>2026-10-11</w:t>
+      <w:t>2026-10-12</w:t>
       <w:br/>
       <w:br/>
     </w:r>

--- a/klagomål/A 48609-2025 FSC-klagomål.docx
+++ b/klagomål/A 48609-2025 FSC-klagomål.docx
@@ -674,7 +674,7 @@
     <w:r>
       <w:tab/>
       <w:tab/>
-      <w:t>2026-10-12</w:t>
+      <w:t>2026-10-13</w:t>
       <w:br/>
       <w:br/>
     </w:r>

--- a/klagomål/A 48609-2025 FSC-klagomål.docx
+++ b/klagomål/A 48609-2025 FSC-klagomål.docx
@@ -674,7 +674,7 @@
     <w:r>
       <w:tab/>
       <w:tab/>
-      <w:t>2026-10-13</w:t>
+      <w:t>2026-10-14</w:t>
       <w:br/>
       <w:br/>
     </w:r>

--- a/klagomål/A 48609-2025 FSC-klagomål.docx
+++ b/klagomål/A 48609-2025 FSC-klagomål.docx
@@ -674,7 +674,7 @@
     <w:r>
       <w:tab/>
       <w:tab/>
-      <w:t>2026-10-14</w:t>
+      <w:t>2026-10-15</w:t>
       <w:br/>
       <w:br/>
     </w:r>

--- a/klagomål/A 48609-2025 FSC-klagomål.docx
+++ b/klagomål/A 48609-2025 FSC-klagomål.docx
@@ -674,7 +674,7 @@
     <w:r>
       <w:tab/>
       <w:tab/>
-      <w:t>2026-10-15</w:t>
+      <w:t>2026-10-16</w:t>
       <w:br/>
       <w:br/>
     </w:r>

--- a/klagomål/A 48609-2025 FSC-klagomål.docx
+++ b/klagomål/A 48609-2025 FSC-klagomål.docx
@@ -674,7 +674,7 @@
     <w:r>
       <w:tab/>
       <w:tab/>
-      <w:t>2026-10-16</w:t>
+      <w:t>2026-10-17</w:t>
       <w:br/>
       <w:br/>
     </w:r>

--- a/klagomål/A 48609-2025 FSC-klagomål.docx
+++ b/klagomål/A 48609-2025 FSC-klagomål.docx
@@ -674,7 +674,7 @@
     <w:r>
       <w:tab/>
       <w:tab/>
-      <w:t>2026-10-17</w:t>
+      <w:t>2026-10-18</w:t>
       <w:br/>
       <w:br/>
     </w:r>

--- a/klagomål/A 48609-2025 FSC-klagomål.docx
+++ b/klagomål/A 48609-2025 FSC-klagomål.docx
@@ -674,7 +674,7 @@
     <w:r>
       <w:tab/>
       <w:tab/>
-      <w:t>2026-10-18</w:t>
+      <w:t>2026-10-19</w:t>
       <w:br/>
       <w:br/>
     </w:r>

--- a/klagomål/A 48609-2025 FSC-klagomål.docx
+++ b/klagomål/A 48609-2025 FSC-klagomål.docx
@@ -674,7 +674,7 @@
     <w:r>
       <w:tab/>
       <w:tab/>
-      <w:t>2026-10-19</w:t>
+      <w:t>2026-10-20</w:t>
       <w:br/>
       <w:br/>
     </w:r>

--- a/klagomål/A 48609-2025 FSC-klagomål.docx
+++ b/klagomål/A 48609-2025 FSC-klagomål.docx
@@ -674,7 +674,7 @@
     <w:r>
       <w:tab/>
       <w:tab/>
-      <w:t>2026-10-20</w:t>
+      <w:t>2026-10-21</w:t>
       <w:br/>
       <w:br/>
     </w:r>

--- a/klagomål/A 48609-2025 FSC-klagomål.docx
+++ b/klagomål/A 48609-2025 FSC-klagomål.docx
@@ -674,7 +674,7 @@
     <w:r>
       <w:tab/>
       <w:tab/>
-      <w:t>2026-10-21</w:t>
+      <w:t>2026-10-22</w:t>
       <w:br/>
       <w:br/>
     </w:r>

--- a/klagomål/A 48609-2025 FSC-klagomål.docx
+++ b/klagomål/A 48609-2025 FSC-klagomål.docx
@@ -674,7 +674,7 @@
     <w:r>
       <w:tab/>
       <w:tab/>
-      <w:t>2026-10-22</w:t>
+      <w:t>2026-10-23</w:t>
       <w:br/>
       <w:br/>
     </w:r>

--- a/klagomål/A 48609-2025 FSC-klagomål.docx
+++ b/klagomål/A 48609-2025 FSC-klagomål.docx
@@ -674,7 +674,7 @@
     <w:r>
       <w:tab/>
       <w:tab/>
-      <w:t>2026-10-23</w:t>
+      <w:t>2026-10-24</w:t>
       <w:br/>
       <w:br/>
     </w:r>

--- a/klagomål/A 48609-2025 FSC-klagomål.docx
+++ b/klagomål/A 48609-2025 FSC-klagomål.docx
@@ -674,7 +674,7 @@
     <w:r>
       <w:tab/>
       <w:tab/>
-      <w:t>2026-10-24</w:t>
+      <w:t>2026-10-25</w:t>
       <w:br/>
       <w:br/>
     </w:r>

--- a/klagomål/A 48609-2025 FSC-klagomål.docx
+++ b/klagomål/A 48609-2025 FSC-klagomål.docx
@@ -674,7 +674,7 @@
     <w:r>
       <w:tab/>
       <w:tab/>
-      <w:t>2026-10-25</w:t>
+      <w:t>2026-10-26</w:t>
       <w:br/>
       <w:br/>
     </w:r>

--- a/klagomål/A 48609-2025 FSC-klagomål.docx
+++ b/klagomål/A 48609-2025 FSC-klagomål.docx
@@ -178,7 +178,7 @@
       <w:r>
         <w:drawing>
           <wp:inline xmlns:a="http://schemas.openxmlformats.org/drawingml/2006/main" xmlns:pic="http://schemas.openxmlformats.org/drawingml/2006/picture">
-            <wp:extent cx="5486400" cy="5699446"/>
+            <wp:extent cx="5397550" cy="5724000"/>
             <wp:docPr id="1" name="Picture 1"/>
             <wp:cNvGraphicFramePr>
               <a:graphicFrameLocks noChangeAspect="1"/>
@@ -199,7 +199,7 @@
                   <pic:spPr>
                     <a:xfrm>
                       <a:off x="0" y="0"/>
-                      <a:ext cx="5486400" cy="5699446"/>
+                      <a:ext cx="5397550" cy="5724000"/>
                     </a:xfrm>
                     <a:prstGeom prst="rect"/>
                   </pic:spPr>
@@ -216,12 +216,12 @@
         <w:spacing w:after="240"/>
       </w:pPr>
       <w:r>
-        <w:t>Figur 1. Fyndplatser för naturvårdsarter inom 24 meter från avverkningsanmälan. Markörer utan svart kant är placerade på fyndplatsen. Markörer med svart kant är placerade vid sidan av fyndplatsen och har ett svart streck som visar fyndplatsens exakta position. Kartans mittpunktskoordinat är N 6701291, E 591355 i SWEREF 99 TM.</w:t>
+        <w:t>Figur 1. Fyndplatser för naturvårdsarter i och inom 25 meter från avverkningsanmälan. Markörer utan svart kant är placerade på fyndplatsen. Markörer med svart kant är placerade vid sidan av fyndplatsen och har ett svart streck som visar fyndplatsens exakta position. Kartans mittpunktskoordinat är N 6701291, E 591355 i SWEREF 99 TM.</w:t>
       </w:r>
     </w:p>
     <w:p>
       <w:r>
-        <w:t>Inom 24 meter från avverkningsanmälan finns fynd av 2 naturvårdsarter, varav 2 är rödlistade: fagervaxing (NT) och scharlakansvaxing (NT). Se Figur 1.</w:t>
+        <w:t>I och inom 25 meter från avverkningsanmälan finns fynd av 6 naturvårdsarter, varav 2 är rödlistade, 4 är typiska (T) och 3 är signalarter (S): fagervaxing (NT), scharlakansvaxing (NT), guldlockmossa (S, T), mörk husmossa (S, T), stubbspretmossa (S, T) och asphättemossa (T). Se Figur 1.</w:t>
       </w:r>
     </w:p>
     <w:p>
@@ -267,6 +267,104 @@
       </w:r>
       <w:r>
         <w:t>växer mest på magra, ogödslade naturbetes- och slåttermarker men kan sällsynt även påträffas i luckig skogsmark och på rikare mulljord i ädellövskog. Arten är globalt rödlistad som sårbar (VU) vilket innebär att Sverige har ett internationellt ansvar för arten (SLU Artdatabanken, 2024; IUCN, 2019).</w:t>
+      </w:r>
+    </w:p>
+    <w:p>
+      <w:r>
+        <w:rPr>
+          <w:b/>
+        </w:rPr>
+        <w:t>Guldlockmossa</w:t>
+      </w:r>
+      <w:r>
+        <w:t xml:space="preserve"> växer på solexponerade, basiska klippor och block samt på skrovlig bark vid basen av ädellövträd med rik bark, ofta på gamla ekar, bokar och andra ädellövträd som står öppet i bryn. Särskilt högt signalvärde har den i norra Sverige där den sällsynt kan påträffas i sydväxtberg på klippor med basiska bergarter. Guldlockmossa är typisk art för </w:t>
+      </w:r>
+      <w:r>
+        <w:rPr>
+          <w:i/>
+        </w:rPr>
+        <w:t xml:space="preserve">9110 Näringsfattig bokskog, 9160 Näringsrik ekskog, 9180 Ädellövskog i branter </w:t>
+      </w:r>
+      <w:r>
+        <w:t xml:space="preserve">och </w:t>
+      </w:r>
+      <w:r>
+        <w:rPr>
+          <w:i/>
+        </w:rPr>
+        <w:t xml:space="preserve">9190 Näringsfattig ekskog </w:t>
+      </w:r>
+      <w:r>
+        <w:t>(Nitare &amp; Skogsstyrelsen, 2019; SLU Artdatabanken, 2025).</w:t>
+      </w:r>
+    </w:p>
+    <w:p>
+      <w:r>
+        <w:rPr>
+          <w:b/>
+        </w:rPr>
+        <w:t xml:space="preserve">Mörk husmossa </w:t>
+      </w:r>
+      <w:r>
+        <w:t xml:space="preserve">är en mycket bra signalart i södra och mellersta Sverige. Den är sannolikt svårspridd och växer huvudsakligen i skog med lång skoglig kontinuitet i områden med konstant hög luftfuktighet. Den är känslig för större avverkningar, men tål plockhuggning som lämnar ett tätare trädskikt och ett obrutet, fukthållande mosstäcke på marken. Ett par studier har klart visat att artens tillväxt försämras när skogen huggs ner intill växtplatsen, och att ett kalhygges påverkan på mörk husmossa avtar både med avståndet från kalhygget och ju fuktigare växtplatsen är. Mörk husmossa är typisk art för </w:t>
+      </w:r>
+      <w:r>
+        <w:rPr>
+          <w:i/>
+        </w:rPr>
+        <w:t xml:space="preserve">9010 Taiga, 9050 Näringsrik granskog, 9080 Lövsumpskog, 9750 Svämlövskog, 9020 Nordlig ädellövskog, 9160 Näringsrik ekskog </w:t>
+      </w:r>
+      <w:r>
+        <w:t>och</w:t>
+      </w:r>
+      <w:r>
+        <w:rPr>
+          <w:i/>
+        </w:rPr>
+        <w:t xml:space="preserve"> 9180 Ädellövskog i branter</w:t>
+      </w:r>
+      <w:r>
+        <w:t xml:space="preserve"> (SLU Artdatabanken, 2024; Nitare &amp; Skogsstyrelsen, 2019).</w:t>
+      </w:r>
+    </w:p>
+    <w:p>
+      <w:r>
+        <w:rPr>
+          <w:b/>
+        </w:rPr>
+        <w:t>Stubbspretmossa</w:t>
+      </w:r>
+      <w:r>
+        <w:t xml:space="preserve"> växer på ved i rika löv- och barrskogar med relativt hög luftfuktighet och indikerar fuktiga skogsmiljöer med gott om murken ved och ofta höga naturvärden. Stubbspretmossa är typisk art för </w:t>
+      </w:r>
+      <w:r>
+        <w:rPr>
+          <w:i/>
+        </w:rPr>
+        <w:t>9020 Nordlig ädellövskog</w:t>
+      </w:r>
+      <w:r>
+        <w:t xml:space="preserve"> (SLU Artdatabanken, 2024).</w:t>
+      </w:r>
+    </w:p>
+    <w:p>
+      <w:r>
+        <w:rPr>
+          <w:b/>
+        </w:rPr>
+        <w:t xml:space="preserve">Asphättemossa </w:t>
+      </w:r>
+      <w:r>
+        <w:t xml:space="preserve">växer på aspbark, särskilt på grova aspar i halvskugga. Riktigt riklig kan den bli på lutande stammar eller på stammar med skador där sav har runnit. Arten är för sin existens beroende av tillgång på asp, framför allt något grövre träd. Ett skogsbruk där asp i tillräcklig mängd inte tillåts finnas kvar är därför ett hot mot arten på sikt. Asphättemossa är typisk art för </w:t>
+      </w:r>
+      <w:r>
+        <w:rPr>
+          <w:i/>
+        </w:rPr>
+        <w:t>9010 Taiga</w:t>
+      </w:r>
+      <w:r>
+        <w:t xml:space="preserve"> (SLU Artdatabanken, 2025).</w:t>
       </w:r>
     </w:p>
     <w:p>
@@ -359,7 +457,7 @@
         <w:rPr>
           <w:i/>
         </w:rPr>
-        <w:t>I det avverkningsanmälda skogsområdet har 2 naturvårdsarter varav 2 rödlistade arter sina livsmiljöer och växtplatser.</w:t>
+        <w:t>I det avverkningsanmälda skogsområdet har 6 naturvårdsarter varav 2 rödlistade arter sina livsmiljöer och växtplatser.</w:t>
       </w:r>
     </w:p>
     <w:p>
@@ -674,7 +772,7 @@
     <w:r>
       <w:tab/>
       <w:tab/>
-      <w:t>2026-10-26</w:t>
+      <w:t>2026-10-27</w:t>
       <w:br/>
       <w:br/>
     </w:r>

--- a/klagomål/A 48609-2025 FSC-klagomål.docx
+++ b/klagomål/A 48609-2025 FSC-klagomål.docx
@@ -772,7 +772,7 @@
     <w:r>
       <w:tab/>
       <w:tab/>
-      <w:t>2026-10-27</w:t>
+      <w:t>2026-10-28</w:t>
       <w:br/>
       <w:br/>
     </w:r>

--- a/klagomål/A 48609-2025 FSC-klagomål.docx
+++ b/klagomål/A 48609-2025 FSC-klagomål.docx
@@ -772,7 +772,7 @@
     <w:r>
       <w:tab/>
       <w:tab/>
-      <w:t>2026-10-28</w:t>
+      <w:t>2026-10-29</w:t>
       <w:br/>
       <w:br/>
     </w:r>

--- a/klagomål/A 48609-2025 FSC-klagomål.docx
+++ b/klagomål/A 48609-2025 FSC-klagomål.docx
@@ -772,7 +772,7 @@
     <w:r>
       <w:tab/>
       <w:tab/>
-      <w:t>2026-10-29</w:t>
+      <w:t>2026-10-31</w:t>
       <w:br/>
       <w:br/>
     </w:r>
